--- a/backend-exhibits/OneDrive -SharePoint adv Included.docx
+++ b/backend-exhibits/OneDrive -SharePoint adv Included.docx
@@ -45,16 +45,16 @@
               <w:ind w:left="52"/>
               <w:jc w:val="center"/>
               <w:rPr>
-                <w:rFonts w:ascii="Arial" w:hAnsi="Arial" w:cs="Arial"/>
-                <w:b/>
-                <w:bCs/>
-                <w:sz w:val="21"/>
-                <w:szCs w:val="21"/>
-              </w:rPr>
-            </w:pPr>
-            <w:r>
-              <w:rPr>
-                <w:rFonts w:ascii="Arial" w:hAnsi="Arial" w:cs="Arial"/>
+                <w:rFonts w:ascii="Arial" w:hAnsi="Arial" w:cs="Arial" w:eastAsia="Arial"/>
+                <w:b/>
+                <w:bCs/>
+                <w:sz w:val="21"/>
+                <w:szCs w:val="21"/>
+              </w:rPr>
+            </w:pPr>
+            <w:r>
+              <w:rPr>
+                <w:rFonts w:ascii="Arial" w:hAnsi="Arial" w:cs="Arial" w:eastAsia="Arial"/>
                 <w:b/>
                 <w:bCs/>
                 <w:sz w:val="21"/>
@@ -83,14 +83,14 @@
             <w:pPr>
               <w:ind w:left="3"/>
               <w:rPr>
-                <w:rFonts w:ascii="Arial" w:hAnsi="Arial" w:cs="Arial"/>
-                <w:sz w:val="21"/>
-                <w:szCs w:val="21"/>
-              </w:rPr>
-            </w:pPr>
-            <w:r>
-              <w:rPr>
-                <w:rFonts w:ascii="Arial" w:hAnsi="Arial" w:cs="Arial"/>
+                <w:rFonts w:ascii="Arial" w:hAnsi="Arial" w:cs="Arial" w:eastAsia="Arial"/>
+                <w:sz w:val="21"/>
+                <w:szCs w:val="21"/>
+              </w:rPr>
+            </w:pPr>
+            <w:r>
+              <w:rPr>
+                <w:rFonts w:ascii="Arial" w:hAnsi="Arial" w:cs="Arial" w:eastAsia="Arial"/>
                 <w:b/>
                 <w:bCs/>
                 <w:sz w:val="21"/>
@@ -113,7 +113,7 @@
           <w:p>
             <w:pPr>
               <w:rPr>
-                <w:rFonts w:ascii="Arial" w:hAnsi="Arial" w:cs="Arial"/>
+                <w:rFonts w:ascii="Arial" w:hAnsi="Arial" w:cs="Arial" w:eastAsia="Arial"/>
                 <w:sz w:val="21"/>
                 <w:szCs w:val="21"/>
               </w:rPr>
@@ -121,7 +121,7 @@
             <w:proofErr w:type="spellStart"/>
             <w:r>
               <w:rPr>
-                <w:rFonts w:ascii="Arial" w:hAnsi="Arial" w:cs="Arial"/>
+                <w:rFonts w:ascii="Arial" w:hAnsi="Arial" w:cs="Arial" w:eastAsia="Arial"/>
                 <w:sz w:val="21"/>
                 <w:szCs w:val="21"/>
               </w:rPr>
@@ -130,7 +130,7 @@
             <w:proofErr w:type="spellEnd"/>
             <w:r>
               <w:rPr>
-                <w:rFonts w:ascii="Arial" w:hAnsi="Arial" w:cs="Arial"/>
+                <w:rFonts w:ascii="Arial" w:hAnsi="Arial" w:cs="Arial" w:eastAsia="Arial"/>
                 <w:sz w:val="21"/>
                 <w:szCs w:val="21"/>
               </w:rPr>
@@ -157,14 +157,14 @@
             <w:pPr>
               <w:ind w:left="3"/>
               <w:rPr>
-                <w:rFonts w:ascii="Arial" w:hAnsi="Arial" w:cs="Arial"/>
-                <w:sz w:val="21"/>
-                <w:szCs w:val="21"/>
-              </w:rPr>
-            </w:pPr>
-            <w:r>
-              <w:rPr>
-                <w:rFonts w:ascii="Arial" w:hAnsi="Arial" w:cs="Arial"/>
+                <w:rFonts w:ascii="Arial" w:hAnsi="Arial" w:cs="Arial" w:eastAsia="Arial"/>
+                <w:sz w:val="21"/>
+                <w:szCs w:val="21"/>
+              </w:rPr>
+            </w:pPr>
+            <w:r>
+              <w:rPr>
+                <w:rFonts w:ascii="Arial" w:hAnsi="Arial" w:cs="Arial" w:eastAsia="Arial"/>
                 <w:b/>
                 <w:bCs/>
                 <w:sz w:val="21"/>
@@ -187,14 +187,14 @@
           <w:p>
             <w:pPr>
               <w:rPr>
-                <w:rFonts w:ascii="Arial" w:hAnsi="Arial" w:cs="Arial"/>
-                <w:sz w:val="21"/>
-                <w:szCs w:val="21"/>
-              </w:rPr>
-            </w:pPr>
-            <w:r>
-              <w:rPr>
-                <w:rFonts w:ascii="Arial" w:hAnsi="Arial" w:cs="Arial"/>
+                <w:rFonts w:ascii="Arial" w:hAnsi="Arial" w:cs="Arial" w:eastAsia="Arial"/>
+                <w:sz w:val="21"/>
+                <w:szCs w:val="21"/>
+              </w:rPr>
+            </w:pPr>
+            <w:r>
+              <w:rPr>
+                <w:rFonts w:ascii="Arial" w:hAnsi="Arial" w:cs="Arial" w:eastAsia="Arial"/>
                 <w:sz w:val="21"/>
                 <w:szCs w:val="21"/>
               </w:rPr>
@@ -221,14 +221,14 @@
             <w:pPr>
               <w:ind w:left="3"/>
               <w:rPr>
-                <w:rFonts w:ascii="Arial" w:hAnsi="Arial" w:cs="Arial"/>
-                <w:sz w:val="21"/>
-                <w:szCs w:val="21"/>
-              </w:rPr>
-            </w:pPr>
-            <w:r>
-              <w:rPr>
-                <w:rFonts w:ascii="Arial" w:hAnsi="Arial" w:cs="Arial"/>
+                <w:rFonts w:ascii="Arial" w:hAnsi="Arial" w:cs="Arial" w:eastAsia="Arial"/>
+                <w:sz w:val="21"/>
+                <w:szCs w:val="21"/>
+              </w:rPr>
+            </w:pPr>
+            <w:r>
+              <w:rPr>
+                <w:rFonts w:ascii="Arial" w:hAnsi="Arial" w:cs="Arial" w:eastAsia="Arial"/>
                 <w:b/>
                 <w:bCs/>
                 <w:sz w:val="21"/>
@@ -251,14 +251,14 @@
           <w:p>
             <w:pPr>
               <w:rPr>
-                <w:rFonts w:ascii="Arial" w:hAnsi="Arial" w:cs="Arial"/>
-                <w:sz w:val="21"/>
-                <w:szCs w:val="21"/>
-              </w:rPr>
-            </w:pPr>
-            <w:r>
-              <w:rPr>
-                <w:rFonts w:ascii="Arial" w:hAnsi="Arial" w:cs="Arial"/>
+                <w:rFonts w:ascii="Arial" w:hAnsi="Arial" w:cs="Arial" w:eastAsia="Arial"/>
+                <w:sz w:val="21"/>
+                <w:szCs w:val="21"/>
+              </w:rPr>
+            </w:pPr>
+            <w:r>
+              <w:rPr>
+                <w:rFonts w:ascii="Arial" w:hAnsi="Arial" w:cs="Arial" w:eastAsia="Arial"/>
                 <w:sz w:val="21"/>
                 <w:szCs w:val="21"/>
               </w:rPr>
@@ -285,14 +285,14 @@
             <w:pPr>
               <w:ind w:left="3"/>
               <w:rPr>
-                <w:rFonts w:ascii="Arial" w:hAnsi="Arial" w:cs="Arial"/>
-                <w:sz w:val="21"/>
-                <w:szCs w:val="21"/>
-              </w:rPr>
-            </w:pPr>
-            <w:r>
-              <w:rPr>
-                <w:rFonts w:ascii="Arial" w:hAnsi="Arial" w:cs="Arial"/>
+                <w:rFonts w:ascii="Arial" w:hAnsi="Arial" w:cs="Arial" w:eastAsia="Arial"/>
+                <w:sz w:val="21"/>
+                <w:szCs w:val="21"/>
+              </w:rPr>
+            </w:pPr>
+            <w:r>
+              <w:rPr>
+                <w:rFonts w:ascii="Arial" w:hAnsi="Arial" w:cs="Arial" w:eastAsia="Arial"/>
                 <w:b/>
                 <w:bCs/>
                 <w:sz w:val="21"/>
@@ -315,7 +315,7 @@
           <w:p>
             <w:pPr>
               <w:rPr>
-                <w:rFonts w:ascii="Arial" w:hAnsi="Arial" w:cs="Arial"/>
+                <w:rFonts w:ascii="Arial" w:hAnsi="Arial" w:cs="Arial" w:eastAsia="Arial"/>
                 <w:sz w:val="21"/>
                 <w:szCs w:val="21"/>
               </w:rPr>
@@ -323,7 +323,7 @@
             <w:proofErr w:type="spellStart"/>
             <w:r>
               <w:rPr>
-                <w:rFonts w:ascii="Arial" w:hAnsi="Arial" w:cs="Arial"/>
+                <w:rFonts w:ascii="Arial" w:hAnsi="Arial" w:cs="Arial" w:eastAsia="Arial"/>
                 <w:sz w:val="21"/>
                 <w:szCs w:val="21"/>
               </w:rPr>
@@ -332,7 +332,7 @@
             <w:proofErr w:type="spellEnd"/>
             <w:r>
               <w:rPr>
-                <w:rFonts w:ascii="Arial" w:hAnsi="Arial" w:cs="Arial"/>
+                <w:rFonts w:ascii="Arial" w:hAnsi="Arial" w:cs="Arial" w:eastAsia="Arial"/>
                 <w:sz w:val="21"/>
                 <w:szCs w:val="21"/>
               </w:rPr>
@@ -359,14 +359,14 @@
             <w:pPr>
               <w:ind w:left="3"/>
               <w:rPr>
-                <w:rFonts w:ascii="Arial" w:hAnsi="Arial" w:cs="Arial"/>
-                <w:sz w:val="21"/>
-                <w:szCs w:val="21"/>
-              </w:rPr>
-            </w:pPr>
-            <w:r>
-              <w:rPr>
-                <w:rFonts w:ascii="Arial" w:hAnsi="Arial" w:cs="Arial"/>
+                <w:rFonts w:ascii="Arial" w:hAnsi="Arial" w:cs="Arial" w:eastAsia="Arial"/>
+                <w:sz w:val="21"/>
+                <w:szCs w:val="21"/>
+              </w:rPr>
+            </w:pPr>
+            <w:r>
+              <w:rPr>
+                <w:rFonts w:ascii="Arial" w:hAnsi="Arial" w:cs="Arial" w:eastAsia="Arial"/>
                 <w:b/>
                 <w:bCs/>
                 <w:sz w:val="21"/>
@@ -389,7 +389,7 @@
           <w:p>
             <w:pPr>
               <w:rPr>
-                <w:rFonts w:ascii="Arial" w:hAnsi="Arial" w:cs="Arial"/>
+                <w:rFonts w:ascii="Arial" w:hAnsi="Arial" w:cs="Arial" w:eastAsia="Arial"/>
                 <w:sz w:val="21"/>
                 <w:szCs w:val="21"/>
               </w:rPr>
@@ -397,7 +397,7 @@
             <w:proofErr w:type="spellStart"/>
             <w:r>
               <w:rPr>
-                <w:rFonts w:ascii="Arial" w:hAnsi="Arial" w:cs="Arial"/>
+                <w:rFonts w:ascii="Arial" w:hAnsi="Arial" w:cs="Arial" w:eastAsia="Arial"/>
                 <w:sz w:val="21"/>
                 <w:szCs w:val="21"/>
               </w:rPr>
@@ -406,7 +406,7 @@
             <w:proofErr w:type="spellEnd"/>
             <w:r>
               <w:rPr>
-                <w:rFonts w:ascii="Arial" w:hAnsi="Arial" w:cs="Arial"/>
+                <w:rFonts w:ascii="Arial" w:hAnsi="Arial" w:cs="Arial" w:eastAsia="Arial"/>
                 <w:sz w:val="21"/>
                 <w:szCs w:val="21"/>
               </w:rPr>
@@ -433,14 +433,14 @@
             <w:pPr>
               <w:ind w:left="3"/>
               <w:rPr>
-                <w:rFonts w:ascii="Arial" w:hAnsi="Arial" w:cs="Arial"/>
-                <w:sz w:val="21"/>
-                <w:szCs w:val="21"/>
-              </w:rPr>
-            </w:pPr>
-            <w:r>
-              <w:rPr>
-                <w:rFonts w:ascii="Arial" w:hAnsi="Arial" w:cs="Arial"/>
+                <w:rFonts w:ascii="Arial" w:hAnsi="Arial" w:cs="Arial" w:eastAsia="Arial"/>
+                <w:sz w:val="21"/>
+                <w:szCs w:val="21"/>
+              </w:rPr>
+            </w:pPr>
+            <w:r>
+              <w:rPr>
+                <w:rFonts w:ascii="Arial" w:hAnsi="Arial" w:cs="Arial" w:eastAsia="Arial"/>
                 <w:b/>
                 <w:bCs/>
                 <w:sz w:val="21"/>
@@ -463,7 +463,7 @@
           <w:p>
             <w:pPr>
               <w:rPr>
-                <w:rFonts w:ascii="Arial" w:hAnsi="Arial" w:cs="Arial"/>
+                <w:rFonts w:ascii="Arial" w:hAnsi="Arial" w:cs="Arial" w:eastAsia="Arial"/>
                 <w:sz w:val="21"/>
                 <w:szCs w:val="21"/>
               </w:rPr>
@@ -471,7 +471,7 @@
             <w:proofErr w:type="spellStart"/>
             <w:r>
               <w:rPr>
-                <w:rFonts w:ascii="Arial" w:hAnsi="Arial" w:cs="Arial"/>
+                <w:rFonts w:ascii="Arial" w:hAnsi="Arial" w:cs="Arial" w:eastAsia="Arial"/>
                 <w:sz w:val="21"/>
                 <w:szCs w:val="21"/>
               </w:rPr>
@@ -480,7 +480,7 @@
             <w:proofErr w:type="spellEnd"/>
             <w:r>
               <w:rPr>
-                <w:rFonts w:ascii="Arial" w:hAnsi="Arial" w:cs="Arial"/>
+                <w:rFonts w:ascii="Arial" w:hAnsi="Arial" w:cs="Arial" w:eastAsia="Arial"/>
                 <w:sz w:val="21"/>
                 <w:szCs w:val="21"/>
               </w:rPr>
@@ -507,14 +507,14 @@
             <w:pPr>
               <w:ind w:left="3"/>
               <w:rPr>
-                <w:rFonts w:ascii="Arial" w:hAnsi="Arial" w:cs="Arial"/>
-                <w:sz w:val="21"/>
-                <w:szCs w:val="21"/>
-              </w:rPr>
-            </w:pPr>
-            <w:r>
-              <w:rPr>
-                <w:rFonts w:ascii="Arial" w:hAnsi="Arial" w:cs="Arial"/>
+                <w:rFonts w:ascii="Arial" w:hAnsi="Arial" w:cs="Arial" w:eastAsia="Arial"/>
+                <w:sz w:val="21"/>
+                <w:szCs w:val="21"/>
+              </w:rPr>
+            </w:pPr>
+            <w:r>
+              <w:rPr>
+                <w:rFonts w:ascii="Arial" w:hAnsi="Arial" w:cs="Arial" w:eastAsia="Arial"/>
                 <w:b/>
                 <w:bCs/>
                 <w:sz w:val="21"/>
@@ -537,7 +537,7 @@
           <w:p>
             <w:pPr>
               <w:rPr>
-                <w:rFonts w:ascii="Arial" w:hAnsi="Arial" w:cs="Arial"/>
+                <w:rFonts w:ascii="Arial" w:hAnsi="Arial" w:cs="Arial" w:eastAsia="Arial"/>
                 <w:sz w:val="21"/>
                 <w:szCs w:val="21"/>
               </w:rPr>
@@ -545,7 +545,7 @@
             <w:proofErr w:type="spellStart"/>
             <w:r>
               <w:rPr>
-                <w:rFonts w:ascii="Arial" w:hAnsi="Arial" w:cs="Arial"/>
+                <w:rFonts w:ascii="Arial" w:hAnsi="Arial" w:cs="Arial" w:eastAsia="Arial"/>
                 <w:sz w:val="21"/>
                 <w:szCs w:val="21"/>
               </w:rPr>
@@ -554,7 +554,7 @@
             <w:proofErr w:type="spellEnd"/>
             <w:r>
               <w:rPr>
-                <w:rFonts w:ascii="Arial" w:hAnsi="Arial" w:cs="Arial"/>
+                <w:rFonts w:ascii="Arial" w:hAnsi="Arial" w:cs="Arial" w:eastAsia="Arial"/>
                 <w:sz w:val="21"/>
                 <w:szCs w:val="21"/>
               </w:rPr>
@@ -581,16 +581,16 @@
             <w:pPr>
               <w:ind w:left="3"/>
               <w:rPr>
-                <w:rFonts w:ascii="Arial" w:hAnsi="Arial" w:cs="Arial"/>
-                <w:b/>
-                <w:bCs/>
-                <w:sz w:val="21"/>
-                <w:szCs w:val="21"/>
-              </w:rPr>
-            </w:pPr>
-            <w:r>
-              <w:rPr>
-                <w:rFonts w:ascii="Arial" w:hAnsi="Arial" w:cs="Arial"/>
+                <w:rFonts w:ascii="Arial" w:hAnsi="Arial" w:cs="Arial" w:eastAsia="Arial"/>
+                <w:b/>
+                <w:bCs/>
+                <w:sz w:val="21"/>
+                <w:szCs w:val="21"/>
+              </w:rPr>
+            </w:pPr>
+            <w:r>
+              <w:rPr>
+                <w:rFonts w:ascii="Arial" w:hAnsi="Arial" w:cs="Arial" w:eastAsia="Arial"/>
                 <w:b/>
                 <w:bCs/>
                 <w:sz w:val="21"/>
@@ -613,7 +613,7 @@
           <w:p>
             <w:pPr>
               <w:rPr>
-                <w:rFonts w:ascii="Arial" w:hAnsi="Arial" w:cs="Arial"/>
+                <w:rFonts w:ascii="Arial" w:hAnsi="Arial" w:cs="Arial" w:eastAsia="Arial"/>
                 <w:sz w:val="21"/>
                 <w:szCs w:val="21"/>
               </w:rPr>
@@ -621,7 +621,7 @@
             <w:proofErr w:type="spellStart"/>
             <w:r>
               <w:rPr>
-                <w:rFonts w:ascii="Arial" w:hAnsi="Arial" w:cs="Arial"/>
+                <w:rFonts w:ascii="Arial" w:hAnsi="Arial" w:cs="Arial" w:eastAsia="Arial"/>
                 <w:sz w:val="21"/>
                 <w:szCs w:val="21"/>
               </w:rPr>
@@ -630,7 +630,7 @@
             <w:proofErr w:type="spellEnd"/>
             <w:r>
               <w:rPr>
-                <w:rFonts w:ascii="Arial" w:hAnsi="Arial" w:cs="Arial"/>
+                <w:rFonts w:ascii="Arial" w:hAnsi="Arial" w:cs="Arial" w:eastAsia="Arial"/>
                 <w:sz w:val="21"/>
                 <w:szCs w:val="21"/>
               </w:rPr>
@@ -657,16 +657,16 @@
             <w:pPr>
               <w:ind w:left="3"/>
               <w:rPr>
-                <w:rFonts w:ascii="Arial" w:hAnsi="Arial" w:cs="Arial"/>
-                <w:b/>
-                <w:bCs/>
-                <w:sz w:val="21"/>
-                <w:szCs w:val="21"/>
-              </w:rPr>
-            </w:pPr>
-            <w:r>
-              <w:rPr>
-                <w:rFonts w:ascii="Arial" w:hAnsi="Arial" w:cs="Arial"/>
+                <w:rFonts w:ascii="Arial" w:hAnsi="Arial" w:cs="Arial" w:eastAsia="Arial"/>
+                <w:b/>
+                <w:bCs/>
+                <w:sz w:val="21"/>
+                <w:szCs w:val="21"/>
+              </w:rPr>
+            </w:pPr>
+            <w:r>
+              <w:rPr>
+                <w:rFonts w:ascii="Arial" w:hAnsi="Arial" w:cs="Arial" w:eastAsia="Arial"/>
                 <w:b/>
                 <w:bCs/>
                 <w:sz w:val="21"/>
@@ -689,7 +689,7 @@
           <w:p>
             <w:pPr>
               <w:rPr>
-                <w:rFonts w:ascii="Arial" w:hAnsi="Arial" w:cs="Arial"/>
+                <w:rFonts w:ascii="Arial" w:hAnsi="Arial" w:cs="Arial" w:eastAsia="Arial"/>
                 <w:sz w:val="21"/>
                 <w:szCs w:val="21"/>
               </w:rPr>
@@ -697,7 +697,7 @@
             <w:proofErr w:type="spellStart"/>
             <w:r>
               <w:rPr>
-                <w:rFonts w:ascii="Arial" w:hAnsi="Arial" w:cs="Arial"/>
+                <w:rFonts w:ascii="Arial" w:hAnsi="Arial" w:cs="Arial" w:eastAsia="Arial"/>
                 <w:sz w:val="21"/>
                 <w:szCs w:val="21"/>
               </w:rPr>
@@ -706,7 +706,7 @@
             <w:proofErr w:type="spellEnd"/>
             <w:r>
               <w:rPr>
-                <w:rFonts w:ascii="Arial" w:hAnsi="Arial" w:cs="Arial"/>
+                <w:rFonts w:ascii="Arial" w:hAnsi="Arial" w:cs="Arial" w:eastAsia="Arial"/>
                 <w:sz w:val="21"/>
                 <w:szCs w:val="21"/>
               </w:rPr>
@@ -733,16 +733,16 @@
             <w:pPr>
               <w:ind w:left="3"/>
               <w:rPr>
-                <w:rFonts w:ascii="Arial" w:hAnsi="Arial" w:cs="Arial"/>
-                <w:b/>
-                <w:bCs/>
-                <w:sz w:val="21"/>
-                <w:szCs w:val="21"/>
-              </w:rPr>
-            </w:pPr>
-            <w:r>
-              <w:rPr>
-                <w:rFonts w:ascii="Arial" w:hAnsi="Arial" w:cs="Arial"/>
+                <w:rFonts w:ascii="Arial" w:hAnsi="Arial" w:cs="Arial" w:eastAsia="Arial"/>
+                <w:b/>
+                <w:bCs/>
+                <w:sz w:val="21"/>
+                <w:szCs w:val="21"/>
+              </w:rPr>
+            </w:pPr>
+            <w:r>
+              <w:rPr>
+                <w:rFonts w:ascii="Arial" w:hAnsi="Arial" w:cs="Arial" w:eastAsia="Arial"/>
                 <w:b/>
                 <w:bCs/>
                 <w:sz w:val="21"/>
@@ -765,14 +765,14 @@
           <w:p>
             <w:pPr>
               <w:rPr>
-                <w:rFonts w:ascii="Arial" w:hAnsi="Arial" w:cs="Arial"/>
-                <w:sz w:val="21"/>
-                <w:szCs w:val="21"/>
-              </w:rPr>
-            </w:pPr>
-            <w:r>
-              <w:rPr>
-                <w:rFonts w:ascii="Arial" w:hAnsi="Arial" w:cs="Arial"/>
+                <w:rFonts w:ascii="Arial" w:hAnsi="Arial" w:cs="Arial" w:eastAsia="Arial"/>
+                <w:sz w:val="21"/>
+                <w:szCs w:val="21"/>
+              </w:rPr>
+            </w:pPr>
+            <w:r>
+              <w:rPr>
+                <w:rFonts w:ascii="Arial" w:hAnsi="Arial" w:cs="Arial" w:eastAsia="Arial"/>
                 <w:sz w:val="21"/>
                 <w:szCs w:val="21"/>
               </w:rPr>
@@ -799,14 +799,14 @@
             <w:pPr>
               <w:ind w:left="3"/>
               <w:rPr>
-                <w:rFonts w:ascii="Arial" w:hAnsi="Arial" w:cs="Arial"/>
-                <w:sz w:val="21"/>
-                <w:szCs w:val="21"/>
-              </w:rPr>
-            </w:pPr>
-            <w:r>
-              <w:rPr>
-                <w:rFonts w:ascii="Arial" w:hAnsi="Arial" w:cs="Arial"/>
+                <w:rFonts w:ascii="Arial" w:hAnsi="Arial" w:cs="Arial" w:eastAsia="Arial"/>
+                <w:sz w:val="21"/>
+                <w:szCs w:val="21"/>
+              </w:rPr>
+            </w:pPr>
+            <w:r>
+              <w:rPr>
+                <w:rFonts w:ascii="Arial" w:hAnsi="Arial" w:cs="Arial" w:eastAsia="Arial"/>
                 <w:b/>
                 <w:bCs/>
                 <w:sz w:val="21"/>
@@ -829,14 +829,14 @@
           <w:p>
             <w:pPr>
               <w:rPr>
-                <w:rFonts w:ascii="Arial" w:hAnsi="Arial" w:cs="Arial"/>
-                <w:sz w:val="21"/>
-                <w:szCs w:val="21"/>
-              </w:rPr>
-            </w:pPr>
-            <w:r>
-              <w:rPr>
-                <w:rFonts w:ascii="Arial" w:hAnsi="Arial" w:cs="Arial"/>
+                <w:rFonts w:ascii="Arial" w:hAnsi="Arial" w:cs="Arial" w:eastAsia="Arial"/>
+                <w:sz w:val="21"/>
+                <w:szCs w:val="21"/>
+              </w:rPr>
+            </w:pPr>
+            <w:r>
+              <w:rPr>
+                <w:rFonts w:ascii="Arial" w:hAnsi="Arial" w:cs="Arial" w:eastAsia="Arial"/>
                 <w:sz w:val="21"/>
                 <w:szCs w:val="21"/>
               </w:rPr>
@@ -863,14 +863,14 @@
             <w:pPr>
               <w:ind w:left="3"/>
               <w:rPr>
-                <w:rFonts w:ascii="Arial" w:hAnsi="Arial" w:cs="Arial"/>
-                <w:sz w:val="21"/>
-                <w:szCs w:val="21"/>
-              </w:rPr>
-            </w:pPr>
-            <w:r>
-              <w:rPr>
-                <w:rFonts w:ascii="Arial" w:hAnsi="Arial" w:cs="Arial"/>
+                <w:rFonts w:ascii="Arial" w:hAnsi="Arial" w:cs="Arial" w:eastAsia="Arial"/>
+                <w:sz w:val="21"/>
+                <w:szCs w:val="21"/>
+              </w:rPr>
+            </w:pPr>
+            <w:r>
+              <w:rPr>
+                <w:rFonts w:ascii="Arial" w:hAnsi="Arial" w:cs="Arial" w:eastAsia="Arial"/>
                 <w:b/>
                 <w:bCs/>
                 <w:sz w:val="21"/>
@@ -893,14 +893,14 @@
           <w:p>
             <w:pPr>
               <w:rPr>
-                <w:rFonts w:ascii="Arial" w:hAnsi="Arial" w:cs="Arial"/>
-                <w:sz w:val="21"/>
-                <w:szCs w:val="21"/>
-              </w:rPr>
-            </w:pPr>
-            <w:r>
-              <w:rPr>
-                <w:rFonts w:ascii="Arial" w:hAnsi="Arial" w:cs="Arial"/>
+                <w:rFonts w:ascii="Arial" w:hAnsi="Arial" w:cs="Arial" w:eastAsia="Arial"/>
+                <w:sz w:val="21"/>
+                <w:szCs w:val="21"/>
+              </w:rPr>
+            </w:pPr>
+            <w:r>
+              <w:rPr>
+                <w:rFonts w:ascii="Arial" w:hAnsi="Arial" w:cs="Arial" w:eastAsia="Arial"/>
                 <w:sz w:val="21"/>
                 <w:szCs w:val="21"/>
               </w:rPr>
@@ -908,7 +908,7 @@
             </w:r>
             <w:r>
               <w:rPr>
-                <w:rFonts w:ascii="Arial" w:hAnsi="Arial" w:cs="Arial"/>
+                <w:rFonts w:ascii="Arial" w:hAnsi="Arial" w:cs="Arial" w:eastAsia="Arial"/>
                 <w:sz w:val="21"/>
                 <w:szCs w:val="21"/>
               </w:rPr>
@@ -935,16 +935,16 @@
             <w:pPr>
               <w:ind w:left="3"/>
               <w:rPr>
-                <w:rFonts w:ascii="Arial" w:hAnsi="Arial" w:cs="Arial"/>
-                <w:b/>
-                <w:bCs/>
-                <w:sz w:val="21"/>
-                <w:szCs w:val="21"/>
-              </w:rPr>
-            </w:pPr>
-            <w:r>
-              <w:rPr>
-                <w:rFonts w:ascii="Arial" w:hAnsi="Arial" w:cs="Arial"/>
+                <w:rFonts w:ascii="Arial" w:hAnsi="Arial" w:cs="Arial" w:eastAsia="Arial"/>
+                <w:b/>
+                <w:bCs/>
+                <w:sz w:val="21"/>
+                <w:szCs w:val="21"/>
+              </w:rPr>
+            </w:pPr>
+            <w:r>
+              <w:rPr>
+                <w:rFonts w:ascii="Arial" w:hAnsi="Arial" w:cs="Arial" w:eastAsia="Arial"/>
                 <w:b/>
                 <w:bCs/>
                 <w:sz w:val="21"/>
@@ -967,14 +967,14 @@
           <w:p>
             <w:pPr>
               <w:rPr>
-                <w:rFonts w:ascii="Arial" w:hAnsi="Arial" w:cs="Arial"/>
-                <w:sz w:val="21"/>
-                <w:szCs w:val="21"/>
-              </w:rPr>
-            </w:pPr>
-            <w:r>
-              <w:rPr>
-                <w:rFonts w:ascii="Arial" w:hAnsi="Arial" w:cs="Arial"/>
+                <w:rFonts w:ascii="Arial" w:hAnsi="Arial" w:cs="Arial" w:eastAsia="Arial"/>
+                <w:sz w:val="21"/>
+                <w:szCs w:val="21"/>
+              </w:rPr>
+            </w:pPr>
+            <w:r>
+              <w:rPr>
+                <w:rFonts w:ascii="Arial" w:hAnsi="Arial" w:cs="Arial" w:eastAsia="Arial"/>
                 <w:sz w:val="21"/>
                 <w:szCs w:val="21"/>
               </w:rPr>
@@ -982,7 +982,7 @@
             </w:r>
             <w:r>
               <w:rPr>
-                <w:rFonts w:ascii="Arial" w:hAnsi="Arial" w:cs="Arial"/>
+                <w:rFonts w:ascii="Arial" w:hAnsi="Arial" w:cs="Arial" w:eastAsia="Arial"/>
                 <w:sz w:val="21"/>
                 <w:szCs w:val="21"/>
               </w:rPr>
@@ -1033,16 +1033,16 @@
               <w:ind w:left="52"/>
               <w:jc w:val="center"/>
               <w:rPr>
-                <w:rFonts w:ascii="Arial" w:hAnsi="Arial" w:cs="Arial"/>
-                <w:b/>
-                <w:bCs/>
-                <w:sz w:val="21"/>
-                <w:szCs w:val="21"/>
-              </w:rPr>
-            </w:pPr>
-            <w:r>
-              <w:rPr>
-                <w:rFonts w:ascii="Arial" w:hAnsi="Arial" w:cs="Arial"/>
+                <w:rFonts w:ascii="Arial" w:hAnsi="Arial" w:cs="Arial" w:eastAsia="Arial"/>
+                <w:b/>
+                <w:bCs/>
+                <w:sz w:val="21"/>
+                <w:szCs w:val="21"/>
+              </w:rPr>
+            </w:pPr>
+            <w:r>
+              <w:rPr>
+                <w:rFonts w:ascii="Arial" w:hAnsi="Arial" w:cs="Arial" w:eastAsia="Arial"/>
                 <w:b/>
                 <w:bCs/>
                 <w:sz w:val="21"/>
@@ -1054,7 +1054,7 @@
             <w:proofErr w:type="gramStart"/>
             <w:r>
               <w:rPr>
-                <w:rFonts w:ascii="Arial" w:hAnsi="Arial" w:cs="Arial"/>
+                <w:rFonts w:ascii="Arial" w:hAnsi="Arial" w:cs="Arial" w:eastAsia="Arial"/>
                 <w:b/>
                 <w:bCs/>
                 <w:sz w:val="21"/>
@@ -1065,7 +1065,7 @@
             <w:proofErr w:type="gramEnd"/>
             <w:r>
               <w:rPr>
-                <w:rFonts w:ascii="Arial" w:hAnsi="Arial" w:cs="Arial"/>
+                <w:rFonts w:ascii="Arial" w:hAnsi="Arial" w:cs="Arial" w:eastAsia="Arial"/>
                 <w:b/>
                 <w:bCs/>
                 <w:sz w:val="21"/>
@@ -1094,14 +1094,14 @@
             <w:pPr>
               <w:ind w:left="3"/>
               <w:rPr>
-                <w:rFonts w:ascii="Arial" w:hAnsi="Arial" w:cs="Arial"/>
-                <w:sz w:val="21"/>
-                <w:szCs w:val="21"/>
-              </w:rPr>
-            </w:pPr>
-            <w:r>
-              <w:rPr>
-                <w:rFonts w:ascii="Arial" w:hAnsi="Arial" w:cs="Arial"/>
+                <w:rFonts w:ascii="Arial" w:hAnsi="Arial" w:cs="Arial" w:eastAsia="Arial"/>
+                <w:sz w:val="21"/>
+                <w:szCs w:val="21"/>
+              </w:rPr>
+            </w:pPr>
+            <w:r>
+              <w:rPr>
+                <w:rFonts w:ascii="Arial" w:hAnsi="Arial" w:cs="Arial" w:eastAsia="Arial"/>
                 <w:b/>
                 <w:bCs/>
                 <w:sz w:val="21"/>
@@ -1124,7 +1124,7 @@
           <w:p>
             <w:pPr>
               <w:rPr>
-                <w:rFonts w:ascii="Arial" w:hAnsi="Arial" w:cs="Arial"/>
+                <w:rFonts w:ascii="Arial" w:hAnsi="Arial" w:cs="Arial" w:eastAsia="Arial"/>
                 <w:sz w:val="21"/>
                 <w:szCs w:val="21"/>
               </w:rPr>
@@ -1132,7 +1132,7 @@
             <w:proofErr w:type="spellStart"/>
             <w:r>
               <w:rPr>
-                <w:rFonts w:ascii="Arial" w:hAnsi="Arial" w:cs="Arial"/>
+                <w:rFonts w:ascii="Arial" w:hAnsi="Arial" w:cs="Arial" w:eastAsia="Arial"/>
                 <w:sz w:val="21"/>
                 <w:szCs w:val="21"/>
               </w:rPr>
@@ -1141,7 +1141,7 @@
             <w:proofErr w:type="spellEnd"/>
             <w:r>
               <w:rPr>
-                <w:rFonts w:ascii="Arial" w:hAnsi="Arial" w:cs="Arial"/>
+                <w:rFonts w:ascii="Arial" w:hAnsi="Arial" w:cs="Arial" w:eastAsia="Arial"/>
                 <w:sz w:val="21"/>
                 <w:szCs w:val="21"/>
               </w:rPr>
@@ -1168,14 +1168,14 @@
             <w:pPr>
               <w:ind w:left="3"/>
               <w:rPr>
-                <w:rFonts w:ascii="Arial" w:hAnsi="Arial" w:cs="Arial"/>
-                <w:sz w:val="21"/>
-                <w:szCs w:val="21"/>
-              </w:rPr>
-            </w:pPr>
-            <w:r>
-              <w:rPr>
-                <w:rFonts w:ascii="Arial" w:hAnsi="Arial" w:cs="Arial"/>
+                <w:rFonts w:ascii="Arial" w:hAnsi="Arial" w:cs="Arial" w:eastAsia="Arial"/>
+                <w:sz w:val="21"/>
+                <w:szCs w:val="21"/>
+              </w:rPr>
+            </w:pPr>
+            <w:r>
+              <w:rPr>
+                <w:rFonts w:ascii="Arial" w:hAnsi="Arial" w:cs="Arial" w:eastAsia="Arial"/>
                 <w:b/>
                 <w:bCs/>
                 <w:sz w:val="21"/>
@@ -1198,14 +1198,14 @@
           <w:p>
             <w:pPr>
               <w:rPr>
-                <w:rFonts w:ascii="Arial" w:hAnsi="Arial" w:cs="Arial"/>
-                <w:sz w:val="21"/>
-                <w:szCs w:val="21"/>
-              </w:rPr>
-            </w:pPr>
-            <w:r>
-              <w:rPr>
-                <w:rFonts w:ascii="Arial" w:hAnsi="Arial" w:cs="Arial"/>
+                <w:rFonts w:ascii="Arial" w:hAnsi="Arial" w:cs="Arial" w:eastAsia="Arial"/>
+                <w:sz w:val="21"/>
+                <w:szCs w:val="21"/>
+              </w:rPr>
+            </w:pPr>
+            <w:r>
+              <w:rPr>
+                <w:rFonts w:ascii="Arial" w:hAnsi="Arial" w:cs="Arial" w:eastAsia="Arial"/>
                 <w:sz w:val="21"/>
                 <w:szCs w:val="21"/>
               </w:rPr>
@@ -1232,14 +1232,14 @@
             <w:pPr>
               <w:ind w:left="3"/>
               <w:rPr>
-                <w:rFonts w:ascii="Arial" w:hAnsi="Arial" w:cs="Arial"/>
-                <w:sz w:val="21"/>
-                <w:szCs w:val="21"/>
-              </w:rPr>
-            </w:pPr>
-            <w:r>
-              <w:rPr>
-                <w:rFonts w:ascii="Arial" w:hAnsi="Arial" w:cs="Arial"/>
+                <w:rFonts w:ascii="Arial" w:hAnsi="Arial" w:cs="Arial" w:eastAsia="Arial"/>
+                <w:sz w:val="21"/>
+                <w:szCs w:val="21"/>
+              </w:rPr>
+            </w:pPr>
+            <w:r>
+              <w:rPr>
+                <w:rFonts w:ascii="Arial" w:hAnsi="Arial" w:cs="Arial" w:eastAsia="Arial"/>
                 <w:b/>
                 <w:bCs/>
                 <w:sz w:val="21"/>
@@ -1262,14 +1262,14 @@
           <w:p>
             <w:pPr>
               <w:rPr>
-                <w:rFonts w:ascii="Arial" w:hAnsi="Arial" w:cs="Arial"/>
-                <w:sz w:val="21"/>
-                <w:szCs w:val="21"/>
-              </w:rPr>
-            </w:pPr>
-            <w:r>
-              <w:rPr>
-                <w:rFonts w:ascii="Arial" w:hAnsi="Arial" w:cs="Arial"/>
+                <w:rFonts w:ascii="Arial" w:hAnsi="Arial" w:cs="Arial" w:eastAsia="Arial"/>
+                <w:sz w:val="21"/>
+                <w:szCs w:val="21"/>
+              </w:rPr>
+            </w:pPr>
+            <w:r>
+              <w:rPr>
+                <w:rFonts w:ascii="Arial" w:hAnsi="Arial" w:cs="Arial" w:eastAsia="Arial"/>
                 <w:sz w:val="21"/>
                 <w:szCs w:val="21"/>
               </w:rPr>
@@ -1296,14 +1296,14 @@
             <w:pPr>
               <w:ind w:left="3"/>
               <w:rPr>
-                <w:rFonts w:ascii="Arial" w:hAnsi="Arial" w:cs="Arial"/>
-                <w:sz w:val="21"/>
-                <w:szCs w:val="21"/>
-              </w:rPr>
-            </w:pPr>
-            <w:r>
-              <w:rPr>
-                <w:rFonts w:ascii="Arial" w:hAnsi="Arial" w:cs="Arial"/>
+                <w:rFonts w:ascii="Arial" w:hAnsi="Arial" w:cs="Arial" w:eastAsia="Arial"/>
+                <w:sz w:val="21"/>
+                <w:szCs w:val="21"/>
+              </w:rPr>
+            </w:pPr>
+            <w:r>
+              <w:rPr>
+                <w:rFonts w:ascii="Arial" w:hAnsi="Arial" w:cs="Arial" w:eastAsia="Arial"/>
                 <w:b/>
                 <w:bCs/>
                 <w:sz w:val="21"/>
@@ -1326,7 +1326,7 @@
           <w:p>
             <w:pPr>
               <w:rPr>
-                <w:rFonts w:ascii="Arial" w:hAnsi="Arial" w:cs="Arial"/>
+                <w:rFonts w:ascii="Arial" w:hAnsi="Arial" w:cs="Arial" w:eastAsia="Arial"/>
                 <w:sz w:val="21"/>
                 <w:szCs w:val="21"/>
               </w:rPr>
@@ -1334,7 +1334,7 @@
             <w:proofErr w:type="spellStart"/>
             <w:r>
               <w:rPr>
-                <w:rFonts w:ascii="Arial" w:hAnsi="Arial" w:cs="Arial"/>
+                <w:rFonts w:ascii="Arial" w:hAnsi="Arial" w:cs="Arial" w:eastAsia="Arial"/>
                 <w:sz w:val="21"/>
                 <w:szCs w:val="21"/>
               </w:rPr>
@@ -1343,7 +1343,7 @@
             <w:proofErr w:type="spellEnd"/>
             <w:r>
               <w:rPr>
-                <w:rFonts w:ascii="Arial" w:hAnsi="Arial" w:cs="Arial"/>
+                <w:rFonts w:ascii="Arial" w:hAnsi="Arial" w:cs="Arial" w:eastAsia="Arial"/>
                 <w:sz w:val="21"/>
                 <w:szCs w:val="21"/>
               </w:rPr>
@@ -1370,14 +1370,14 @@
             <w:pPr>
               <w:ind w:left="3"/>
               <w:rPr>
-                <w:rFonts w:ascii="Arial" w:hAnsi="Arial" w:cs="Arial"/>
-                <w:sz w:val="21"/>
-                <w:szCs w:val="21"/>
-              </w:rPr>
-            </w:pPr>
-            <w:r>
-              <w:rPr>
-                <w:rFonts w:ascii="Arial" w:hAnsi="Arial" w:cs="Arial"/>
+                <w:rFonts w:ascii="Arial" w:hAnsi="Arial" w:cs="Arial" w:eastAsia="Arial"/>
+                <w:sz w:val="21"/>
+                <w:szCs w:val="21"/>
+              </w:rPr>
+            </w:pPr>
+            <w:r>
+              <w:rPr>
+                <w:rFonts w:ascii="Arial" w:hAnsi="Arial" w:cs="Arial" w:eastAsia="Arial"/>
                 <w:b/>
                 <w:bCs/>
                 <w:sz w:val="21"/>
@@ -1400,7 +1400,7 @@
           <w:p>
             <w:pPr>
               <w:rPr>
-                <w:rFonts w:ascii="Arial" w:hAnsi="Arial" w:cs="Arial"/>
+                <w:rFonts w:ascii="Arial" w:hAnsi="Arial" w:cs="Arial" w:eastAsia="Arial"/>
                 <w:sz w:val="21"/>
                 <w:szCs w:val="21"/>
               </w:rPr>
@@ -1408,7 +1408,7 @@
             <w:proofErr w:type="spellStart"/>
             <w:r>
               <w:rPr>
-                <w:rFonts w:ascii="Arial" w:hAnsi="Arial" w:cs="Arial"/>
+                <w:rFonts w:ascii="Arial" w:hAnsi="Arial" w:cs="Arial" w:eastAsia="Arial"/>
                 <w:sz w:val="21"/>
                 <w:szCs w:val="21"/>
               </w:rPr>
@@ -1417,7 +1417,7 @@
             <w:proofErr w:type="spellEnd"/>
             <w:r>
               <w:rPr>
-                <w:rFonts w:ascii="Arial" w:hAnsi="Arial" w:cs="Arial"/>
+                <w:rFonts w:ascii="Arial" w:hAnsi="Arial" w:cs="Arial" w:eastAsia="Arial"/>
                 <w:sz w:val="21"/>
                 <w:szCs w:val="21"/>
               </w:rPr>
@@ -1444,14 +1444,14 @@
             <w:pPr>
               <w:ind w:left="3"/>
               <w:rPr>
-                <w:rFonts w:ascii="Arial" w:hAnsi="Arial" w:cs="Arial"/>
-                <w:sz w:val="21"/>
-                <w:szCs w:val="21"/>
-              </w:rPr>
-            </w:pPr>
-            <w:r>
-              <w:rPr>
-                <w:rFonts w:ascii="Arial" w:hAnsi="Arial" w:cs="Arial"/>
+                <w:rFonts w:ascii="Arial" w:hAnsi="Arial" w:cs="Arial" w:eastAsia="Arial"/>
+                <w:sz w:val="21"/>
+                <w:szCs w:val="21"/>
+              </w:rPr>
+            </w:pPr>
+            <w:r>
+              <w:rPr>
+                <w:rFonts w:ascii="Arial" w:hAnsi="Arial" w:cs="Arial" w:eastAsia="Arial"/>
                 <w:b/>
                 <w:bCs/>
                 <w:sz w:val="21"/>
@@ -1474,7 +1474,7 @@
           <w:p>
             <w:pPr>
               <w:rPr>
-                <w:rFonts w:ascii="Arial" w:hAnsi="Arial" w:cs="Arial"/>
+                <w:rFonts w:ascii="Arial" w:hAnsi="Arial" w:cs="Arial" w:eastAsia="Arial"/>
                 <w:sz w:val="21"/>
                 <w:szCs w:val="21"/>
               </w:rPr>
@@ -1482,7 +1482,7 @@
             <w:proofErr w:type="spellStart"/>
             <w:r>
               <w:rPr>
-                <w:rFonts w:ascii="Arial" w:hAnsi="Arial" w:cs="Arial"/>
+                <w:rFonts w:ascii="Arial" w:hAnsi="Arial" w:cs="Arial" w:eastAsia="Arial"/>
                 <w:sz w:val="21"/>
                 <w:szCs w:val="21"/>
               </w:rPr>
@@ -1491,7 +1491,7 @@
             <w:proofErr w:type="spellEnd"/>
             <w:r>
               <w:rPr>
-                <w:rFonts w:ascii="Arial" w:hAnsi="Arial" w:cs="Arial"/>
+                <w:rFonts w:ascii="Arial" w:hAnsi="Arial" w:cs="Arial" w:eastAsia="Arial"/>
                 <w:sz w:val="21"/>
                 <w:szCs w:val="21"/>
               </w:rPr>
@@ -1518,14 +1518,14 @@
             <w:pPr>
               <w:ind w:left="3"/>
               <w:rPr>
-                <w:rFonts w:ascii="Arial" w:hAnsi="Arial" w:cs="Arial"/>
-                <w:sz w:val="21"/>
-                <w:szCs w:val="21"/>
-              </w:rPr>
-            </w:pPr>
-            <w:r>
-              <w:rPr>
-                <w:rFonts w:ascii="Arial" w:hAnsi="Arial" w:cs="Arial"/>
+                <w:rFonts w:ascii="Arial" w:hAnsi="Arial" w:cs="Arial" w:eastAsia="Arial"/>
+                <w:sz w:val="21"/>
+                <w:szCs w:val="21"/>
+              </w:rPr>
+            </w:pPr>
+            <w:r>
+              <w:rPr>
+                <w:rFonts w:ascii="Arial" w:hAnsi="Arial" w:cs="Arial" w:eastAsia="Arial"/>
                 <w:b/>
                 <w:bCs/>
                 <w:sz w:val="21"/>
@@ -1548,7 +1548,7 @@
           <w:p>
             <w:pPr>
               <w:rPr>
-                <w:rFonts w:ascii="Arial" w:hAnsi="Arial" w:cs="Arial"/>
+                <w:rFonts w:ascii="Arial" w:hAnsi="Arial" w:cs="Arial" w:eastAsia="Arial"/>
                 <w:sz w:val="21"/>
                 <w:szCs w:val="21"/>
               </w:rPr>
@@ -1556,7 +1556,7 @@
             <w:proofErr w:type="spellStart"/>
             <w:r>
               <w:rPr>
-                <w:rFonts w:ascii="Arial" w:hAnsi="Arial" w:cs="Arial"/>
+                <w:rFonts w:ascii="Arial" w:hAnsi="Arial" w:cs="Arial" w:eastAsia="Arial"/>
                 <w:sz w:val="21"/>
                 <w:szCs w:val="21"/>
               </w:rPr>
@@ -1565,7 +1565,7 @@
             <w:proofErr w:type="spellEnd"/>
             <w:r>
               <w:rPr>
-                <w:rFonts w:ascii="Arial" w:hAnsi="Arial" w:cs="Arial"/>
+                <w:rFonts w:ascii="Arial" w:hAnsi="Arial" w:cs="Arial" w:eastAsia="Arial"/>
                 <w:sz w:val="21"/>
                 <w:szCs w:val="21"/>
               </w:rPr>
@@ -1592,14 +1592,14 @@
             <w:pPr>
               <w:ind w:left="3"/>
               <w:rPr>
-                <w:rFonts w:ascii="Arial" w:hAnsi="Arial" w:cs="Arial"/>
-                <w:sz w:val="21"/>
-                <w:szCs w:val="21"/>
-              </w:rPr>
-            </w:pPr>
-            <w:r>
-              <w:rPr>
-                <w:rFonts w:ascii="Arial" w:hAnsi="Arial" w:cs="Arial"/>
+                <w:rFonts w:ascii="Arial" w:hAnsi="Arial" w:cs="Arial" w:eastAsia="Arial"/>
+                <w:sz w:val="21"/>
+                <w:szCs w:val="21"/>
+              </w:rPr>
+            </w:pPr>
+            <w:r>
+              <w:rPr>
+                <w:rFonts w:ascii="Arial" w:hAnsi="Arial" w:cs="Arial" w:eastAsia="Arial"/>
                 <w:b/>
                 <w:bCs/>
                 <w:sz w:val="21"/>
@@ -1622,7 +1622,7 @@
           <w:p>
             <w:pPr>
               <w:rPr>
-                <w:rFonts w:ascii="Arial" w:hAnsi="Arial" w:cs="Arial"/>
+                <w:rFonts w:ascii="Arial" w:hAnsi="Arial" w:cs="Arial" w:eastAsia="Arial"/>
                 <w:sz w:val="21"/>
                 <w:szCs w:val="21"/>
               </w:rPr>
@@ -1630,7 +1630,7 @@
             <w:proofErr w:type="spellStart"/>
             <w:r>
               <w:rPr>
-                <w:rFonts w:ascii="Arial" w:hAnsi="Arial" w:cs="Arial"/>
+                <w:rFonts w:ascii="Arial" w:hAnsi="Arial" w:cs="Arial" w:eastAsia="Arial"/>
                 <w:sz w:val="21"/>
                 <w:szCs w:val="21"/>
               </w:rPr>
@@ -1639,7 +1639,7 @@
             <w:proofErr w:type="spellEnd"/>
             <w:r>
               <w:rPr>
-                <w:rFonts w:ascii="Arial" w:hAnsi="Arial" w:cs="Arial"/>
+                <w:rFonts w:ascii="Arial" w:hAnsi="Arial" w:cs="Arial" w:eastAsia="Arial"/>
                 <w:sz w:val="21"/>
                 <w:szCs w:val="21"/>
               </w:rPr>
@@ -1647,7 +1647,7 @@
             </w:r>
             <w:r>
               <w:rPr>
-                <w:rFonts w:ascii="Arial" w:hAnsi="Arial" w:cs="Arial"/>
+                <w:rFonts w:ascii="Arial" w:hAnsi="Arial" w:cs="Arial" w:eastAsia="Arial"/>
                 <w:sz w:val="21"/>
                 <w:szCs w:val="21"/>
               </w:rPr>
@@ -1674,16 +1674,16 @@
             <w:pPr>
               <w:ind w:left="3"/>
               <w:rPr>
-                <w:rFonts w:ascii="Arial" w:hAnsi="Arial" w:cs="Arial"/>
-                <w:b/>
-                <w:bCs/>
-                <w:sz w:val="21"/>
-                <w:szCs w:val="21"/>
-              </w:rPr>
-            </w:pPr>
-            <w:r>
-              <w:rPr>
-                <w:rFonts w:ascii="Arial" w:hAnsi="Arial" w:cs="Arial"/>
+                <w:rFonts w:ascii="Arial" w:hAnsi="Arial" w:cs="Arial" w:eastAsia="Arial"/>
+                <w:b/>
+                <w:bCs/>
+                <w:sz w:val="21"/>
+                <w:szCs w:val="21"/>
+              </w:rPr>
+            </w:pPr>
+            <w:r>
+              <w:rPr>
+                <w:rFonts w:ascii="Arial" w:hAnsi="Arial" w:cs="Arial" w:eastAsia="Arial"/>
                 <w:b/>
                 <w:bCs/>
                 <w:sz w:val="21"/>
@@ -1706,7 +1706,7 @@
           <w:p>
             <w:pPr>
               <w:rPr>
-                <w:rFonts w:ascii="Arial" w:hAnsi="Arial" w:cs="Arial"/>
+                <w:rFonts w:ascii="Arial" w:hAnsi="Arial" w:cs="Arial" w:eastAsia="Arial"/>
                 <w:sz w:val="21"/>
                 <w:szCs w:val="21"/>
               </w:rPr>
@@ -1714,7 +1714,7 @@
             <w:proofErr w:type="spellStart"/>
             <w:r>
               <w:rPr>
-                <w:rFonts w:ascii="Arial" w:hAnsi="Arial" w:cs="Arial"/>
+                <w:rFonts w:ascii="Arial" w:hAnsi="Arial" w:cs="Arial" w:eastAsia="Arial"/>
                 <w:sz w:val="21"/>
                 <w:szCs w:val="21"/>
               </w:rPr>
@@ -1723,7 +1723,7 @@
             <w:proofErr w:type="spellEnd"/>
             <w:r>
               <w:rPr>
-                <w:rFonts w:ascii="Arial" w:hAnsi="Arial" w:cs="Arial"/>
+                <w:rFonts w:ascii="Arial" w:hAnsi="Arial" w:cs="Arial" w:eastAsia="Arial"/>
                 <w:sz w:val="21"/>
                 <w:szCs w:val="21"/>
               </w:rPr>
@@ -1731,7 +1731,7 @@
             </w:r>
             <w:r>
               <w:rPr>
-                <w:rFonts w:ascii="Arial" w:hAnsi="Arial" w:cs="Arial"/>
+                <w:rFonts w:ascii="Arial" w:hAnsi="Arial" w:cs="Arial" w:eastAsia="Arial"/>
                 <w:sz w:val="21"/>
                 <w:szCs w:val="21"/>
               </w:rPr>
@@ -1758,16 +1758,16 @@
             <w:pPr>
               <w:ind w:left="3"/>
               <w:rPr>
-                <w:rFonts w:ascii="Arial" w:hAnsi="Arial" w:cs="Arial"/>
-                <w:b/>
-                <w:bCs/>
-                <w:sz w:val="21"/>
-                <w:szCs w:val="21"/>
-              </w:rPr>
-            </w:pPr>
-            <w:r>
-              <w:rPr>
-                <w:rFonts w:ascii="Arial" w:hAnsi="Arial" w:cs="Arial"/>
+                <w:rFonts w:ascii="Arial" w:hAnsi="Arial" w:cs="Arial" w:eastAsia="Arial"/>
+                <w:b/>
+                <w:bCs/>
+                <w:sz w:val="21"/>
+                <w:szCs w:val="21"/>
+              </w:rPr>
+            </w:pPr>
+            <w:r>
+              <w:rPr>
+                <w:rFonts w:ascii="Arial" w:hAnsi="Arial" w:cs="Arial" w:eastAsia="Arial"/>
                 <w:b/>
                 <w:bCs/>
                 <w:sz w:val="21"/>
@@ -1790,14 +1790,14 @@
           <w:p>
             <w:pPr>
               <w:rPr>
-                <w:rFonts w:ascii="Arial" w:hAnsi="Arial" w:cs="Arial"/>
-                <w:sz w:val="21"/>
-                <w:szCs w:val="21"/>
-              </w:rPr>
-            </w:pPr>
-            <w:r>
-              <w:rPr>
-                <w:rFonts w:ascii="Arial" w:hAnsi="Arial" w:cs="Arial"/>
+                <w:rFonts w:ascii="Arial" w:hAnsi="Arial" w:cs="Arial" w:eastAsia="Arial"/>
+                <w:sz w:val="21"/>
+                <w:szCs w:val="21"/>
+              </w:rPr>
+            </w:pPr>
+            <w:r>
+              <w:rPr>
+                <w:rFonts w:ascii="Arial" w:hAnsi="Arial" w:cs="Arial" w:eastAsia="Arial"/>
                 <w:sz w:val="21"/>
                 <w:szCs w:val="21"/>
               </w:rPr>
@@ -1805,7 +1805,7 @@
             </w:r>
             <w:r>
               <w:rPr>
-                <w:rFonts w:ascii="Arial" w:hAnsi="Arial" w:cs="Arial"/>
+                <w:rFonts w:ascii="Arial" w:hAnsi="Arial" w:cs="Arial" w:eastAsia="Arial"/>
                 <w:sz w:val="21"/>
                 <w:szCs w:val="21"/>
               </w:rPr>
@@ -1832,16 +1832,16 @@
             <w:pPr>
               <w:ind w:left="3"/>
               <w:rPr>
-                <w:rFonts w:ascii="Arial" w:hAnsi="Arial" w:cs="Arial"/>
-                <w:b/>
-                <w:bCs/>
-                <w:sz w:val="21"/>
-                <w:szCs w:val="21"/>
-              </w:rPr>
-            </w:pPr>
-            <w:r>
-              <w:rPr>
-                <w:rFonts w:ascii="Arial" w:hAnsi="Arial" w:cs="Arial"/>
+                <w:rFonts w:ascii="Arial" w:hAnsi="Arial" w:cs="Arial" w:eastAsia="Arial"/>
+                <w:b/>
+                <w:bCs/>
+                <w:sz w:val="21"/>
+                <w:szCs w:val="21"/>
+              </w:rPr>
+            </w:pPr>
+            <w:r>
+              <w:rPr>
+                <w:rFonts w:ascii="Arial" w:hAnsi="Arial" w:cs="Arial" w:eastAsia="Arial"/>
                 <w:b/>
                 <w:bCs/>
                 <w:sz w:val="21"/>
@@ -1864,14 +1864,14 @@
           <w:p>
             <w:pPr>
               <w:rPr>
-                <w:rFonts w:ascii="Arial" w:hAnsi="Arial" w:cs="Arial"/>
-                <w:sz w:val="21"/>
-                <w:szCs w:val="21"/>
-              </w:rPr>
-            </w:pPr>
-            <w:r>
-              <w:rPr>
-                <w:rFonts w:ascii="Arial" w:hAnsi="Arial" w:cs="Arial"/>
+                <w:rFonts w:ascii="Arial" w:hAnsi="Arial" w:cs="Arial" w:eastAsia="Arial"/>
+                <w:sz w:val="21"/>
+                <w:szCs w:val="21"/>
+              </w:rPr>
+            </w:pPr>
+            <w:r>
+              <w:rPr>
+                <w:rFonts w:ascii="Arial" w:hAnsi="Arial" w:cs="Arial" w:eastAsia="Arial"/>
                 <w:sz w:val="21"/>
                 <w:szCs w:val="21"/>
               </w:rPr>
@@ -1898,14 +1898,14 @@
             <w:pPr>
               <w:ind w:left="3"/>
               <w:rPr>
-                <w:rFonts w:ascii="Arial" w:hAnsi="Arial" w:cs="Arial"/>
-                <w:sz w:val="21"/>
-                <w:szCs w:val="21"/>
-              </w:rPr>
-            </w:pPr>
-            <w:r>
-              <w:rPr>
-                <w:rFonts w:ascii="Arial" w:hAnsi="Arial" w:cs="Arial"/>
+                <w:rFonts w:ascii="Arial" w:hAnsi="Arial" w:cs="Arial" w:eastAsia="Arial"/>
+                <w:sz w:val="21"/>
+                <w:szCs w:val="21"/>
+              </w:rPr>
+            </w:pPr>
+            <w:r>
+              <w:rPr>
+                <w:rFonts w:ascii="Arial" w:hAnsi="Arial" w:cs="Arial" w:eastAsia="Arial"/>
                 <w:b/>
                 <w:bCs/>
                 <w:sz w:val="21"/>
@@ -1928,14 +1928,14 @@
           <w:p>
             <w:pPr>
               <w:rPr>
-                <w:rFonts w:ascii="Arial" w:hAnsi="Arial" w:cs="Arial"/>
-                <w:sz w:val="21"/>
-                <w:szCs w:val="21"/>
-              </w:rPr>
-            </w:pPr>
-            <w:r>
-              <w:rPr>
-                <w:rFonts w:ascii="Arial" w:hAnsi="Arial" w:cs="Arial"/>
+                <w:rFonts w:ascii="Arial" w:hAnsi="Arial" w:cs="Arial" w:eastAsia="Arial"/>
+                <w:sz w:val="21"/>
+                <w:szCs w:val="21"/>
+              </w:rPr>
+            </w:pPr>
+            <w:r>
+              <w:rPr>
+                <w:rFonts w:ascii="Arial" w:hAnsi="Arial" w:cs="Arial" w:eastAsia="Arial"/>
                 <w:sz w:val="21"/>
                 <w:szCs w:val="21"/>
               </w:rPr>
@@ -1943,7 +1943,7 @@
             </w:r>
             <w:r>
               <w:rPr>
-                <w:rFonts w:ascii="Arial" w:hAnsi="Arial" w:cs="Arial"/>
+                <w:rFonts w:ascii="Arial" w:hAnsi="Arial" w:cs="Arial" w:eastAsia="Arial"/>
                 <w:sz w:val="21"/>
                 <w:szCs w:val="21"/>
               </w:rPr>
@@ -1970,16 +1970,16 @@
             <w:pPr>
               <w:ind w:left="3"/>
               <w:rPr>
-                <w:rFonts w:ascii="Arial" w:hAnsi="Arial" w:cs="Arial"/>
-                <w:b/>
-                <w:bCs/>
-                <w:sz w:val="21"/>
-                <w:szCs w:val="21"/>
-              </w:rPr>
-            </w:pPr>
-            <w:r>
-              <w:rPr>
-                <w:rFonts w:ascii="Arial" w:hAnsi="Arial" w:cs="Arial"/>
+                <w:rFonts w:ascii="Arial" w:hAnsi="Arial" w:cs="Arial" w:eastAsia="Arial"/>
+                <w:b/>
+                <w:bCs/>
+                <w:sz w:val="21"/>
+                <w:szCs w:val="21"/>
+              </w:rPr>
+            </w:pPr>
+            <w:r>
+              <w:rPr>
+                <w:rFonts w:ascii="Arial" w:hAnsi="Arial" w:cs="Arial" w:eastAsia="Arial"/>
                 <w:b/>
                 <w:bCs/>
                 <w:sz w:val="21"/>
@@ -2002,14 +2002,14 @@
           <w:p>
             <w:pPr>
               <w:rPr>
-                <w:rFonts w:ascii="Arial" w:hAnsi="Arial" w:cs="Arial"/>
-                <w:sz w:val="21"/>
-                <w:szCs w:val="21"/>
-              </w:rPr>
-            </w:pPr>
-            <w:r>
-              <w:rPr>
-                <w:rFonts w:ascii="Arial" w:hAnsi="Arial" w:cs="Arial"/>
+                <w:rFonts w:ascii="Arial" w:hAnsi="Arial" w:cs="Arial" w:eastAsia="Arial"/>
+                <w:sz w:val="21"/>
+                <w:szCs w:val="21"/>
+              </w:rPr>
+            </w:pPr>
+            <w:r>
+              <w:rPr>
+                <w:rFonts w:ascii="Arial" w:hAnsi="Arial" w:cs="Arial" w:eastAsia="Arial"/>
                 <w:sz w:val="21"/>
                 <w:szCs w:val="21"/>
               </w:rPr>
@@ -2017,7 +2017,7 @@
             </w:r>
             <w:r>
               <w:rPr>
-                <w:rFonts w:ascii="Arial" w:hAnsi="Arial" w:cs="Arial"/>
+                <w:rFonts w:ascii="Arial" w:hAnsi="Arial" w:cs="Arial" w:eastAsia="Arial"/>
                 <w:sz w:val="21"/>
                 <w:szCs w:val="21"/>
               </w:rPr>
@@ -2044,14 +2044,14 @@
             <w:pPr>
               <w:ind w:left="3"/>
               <w:rPr>
-                <w:rFonts w:ascii="Arial" w:hAnsi="Arial" w:cs="Arial"/>
-                <w:sz w:val="21"/>
-                <w:szCs w:val="21"/>
-              </w:rPr>
-            </w:pPr>
-            <w:r>
-              <w:rPr>
-                <w:rFonts w:ascii="Arial" w:hAnsi="Arial" w:cs="Arial"/>
+                <w:rFonts w:ascii="Arial" w:hAnsi="Arial" w:cs="Arial" w:eastAsia="Arial"/>
+                <w:sz w:val="21"/>
+                <w:szCs w:val="21"/>
+              </w:rPr>
+            </w:pPr>
+            <w:r>
+              <w:rPr>
+                <w:rFonts w:ascii="Arial" w:hAnsi="Arial" w:cs="Arial" w:eastAsia="Arial"/>
                 <w:b/>
                 <w:bCs/>
                 <w:sz w:val="21"/>
@@ -2074,14 +2074,14 @@
           <w:p>
             <w:pPr>
               <w:rPr>
-                <w:rFonts w:ascii="Arial" w:hAnsi="Arial" w:cs="Arial"/>
-                <w:sz w:val="21"/>
-                <w:szCs w:val="21"/>
-              </w:rPr>
-            </w:pPr>
-            <w:r>
-              <w:rPr>
-                <w:rFonts w:ascii="Arial" w:hAnsi="Arial" w:cs="Arial"/>
+                <w:rFonts w:ascii="Arial" w:hAnsi="Arial" w:cs="Arial" w:eastAsia="Arial"/>
+                <w:sz w:val="21"/>
+                <w:szCs w:val="21"/>
+              </w:rPr>
+            </w:pPr>
+            <w:r>
+              <w:rPr>
+                <w:rFonts w:ascii="Arial" w:hAnsi="Arial" w:cs="Arial" w:eastAsia="Arial"/>
                 <w:sz w:val="21"/>
                 <w:szCs w:val="21"/>
               </w:rPr>
@@ -2106,10 +2106,10 @@
   <w:docDefaults>
     <w:rPrDefault>
       <w:rPr>
-        <w:rFonts w:asciiTheme="minorHAnsi" w:eastAsiaTheme="minorEastAsia" w:hAnsiTheme="minorHAnsi" w:cstheme="minorBidi"/>
+        <w:rFonts w:ascii="Arial" w:hAnsi="Arial" w:cs="Arial" w:eastAsia="Arial"/>
         <w:kern w:val="2"/>
-        <w:sz w:val="24"/>
-        <w:szCs w:val="24"/>
+        <w:sz w:val="21"/>
+        <w:szCs w:val="21"/>
         <w:lang w:val="en-IN" w:eastAsia="en-IN" w:bidi="ar-SA"/>
         <w14:ligatures w14:val="standardContextual"/>
       </w:rPr>
@@ -2506,9 +2506,9 @@
       <w:spacing w:line="259" w:lineRule="auto"/>
     </w:pPr>
     <w:rPr>
-      <w:rFonts w:ascii="Calibri" w:eastAsia="Calibri" w:hAnsi="Calibri" w:cs="Calibri"/>
+      <w:rFonts w:ascii="Arial" w:hAnsi="Arial" w:cs="Arial" w:eastAsia="Arial"/>
       <w:color w:val="000000"/>
-      <w:sz w:val="22"/>
+      <w:sz w:val="21"/>
     </w:rPr>
   </w:style>
   <w:style w:type="character" w:default="1" w:styleId="DefaultParagraphFont">
@@ -2562,11 +2562,11 @@
       <w:ind w:left="105" w:right="105"/>
     </w:pPr>
     <w:rPr>
-      <w:rFonts w:ascii="Arial" w:eastAsiaTheme="minorHAnsi" w:hAnsi="Arial" w:cs="Arial"/>
+      <w:rFonts w:ascii="Arial" w:hAnsi="Arial" w:cs="Arial" w:eastAsia="Arial"/>
       <w:color w:val="000000"/>
       <w:kern w:val="0"/>
-      <w:sz w:val="23"/>
-      <w:szCs w:val="23"/>
+      <w:sz w:val="21"/>
+      <w:szCs w:val="21"/>
       <w:lang w:val="en-US" w:eastAsia="en-US"/>
       <w14:ligatures w14:val="none"/>
     </w:rPr>
@@ -2592,15 +2592,15 @@
         <w:spacing w:before="0" w:after="0" w:line="360" w:lineRule="auto"/>
       </w:pPr>
       <w:rPr>
-        <w:rFonts w:ascii="Arial" w:hAnsi="Arial" w:cs="Arial"/>
+        <w:rFonts w:ascii="Arial" w:hAnsi="Arial" w:cs="Arial" w:eastAsia="Arial"/>
         <w:b/>
         <w:bCs/>
         <w:i w:val="0"/>
         <w:iCs w:val="0"/>
         <w:caps w:val="0"/>
         <w:color w:val="000000"/>
-        <w:sz w:val="23"/>
-        <w:szCs w:val="23"/>
+        <w:sz w:val="21"/>
+        <w:szCs w:val="21"/>
         <w:u w:val="none"/>
       </w:rPr>
       <w:tblPr/>
